--- a/Capstone Three - Project Ideas and Proposal.docx
+++ b/Capstone Three - Project Ideas and Proposal.docx
@@ -233,119 +233,158 @@
           <w:b/>
           <w:bCs/>
         </w:rPr>
-        <w:t>3. Mapping Regional Market Similarity Through Shared Demand Patterns (Network Analysis)</w:t>
-      </w:r>
-    </w:p>
-    <w:p>
-      <w:r>
-        <w:rPr>
-          <w:b/>
-          <w:bCs/>
-        </w:rPr>
-        <w:t>Problem:</w:t>
-      </w:r>
-      <w:r>
-        <w:t xml:space="preserve"> Retail and logistics companies often manage regional inventory and promotions independently, missing opportunities to pool stock or coordinate promotions across regions that behave similarly. This project explores whether regions can be organized into a network based on how similarly their sales respond to shared external shocks (holidays, weather events, seasonality), and whether that network reveals natural "market clusters" that could inform smarter regional inventory pooling or promotion scheduling.</w:t>
-      </w:r>
-    </w:p>
-    <w:p>
-      <w:r>
-        <w:rPr>
-          <w:b/>
-          <w:bCs/>
-        </w:rPr>
-        <w:t>Data:</w:t>
+        <w:t xml:space="preserve">3. </w:t>
+      </w:r>
+      <w:r>
+        <w:rPr>
+          <w:b/>
+          <w:bCs/>
+        </w:rPr>
+        <w:t>Government Budget Intelligence &amp; Forecasting System</w:t>
+      </w:r>
+    </w:p>
+    <w:p>
+      <w:r>
+        <w:rPr>
+          <w:b/>
+          <w:bCs/>
+        </w:rPr>
+        <w:t xml:space="preserve">Capstone Project </w:t>
+      </w:r>
+      <w:r>
+        <w:t>— Budget Analysis, Variance Detection, and Multi-Year Budget Projection</w:t>
+      </w:r>
+    </w:p>
+    <w:p>
+      <w:pPr>
+        <w:rPr>
+          <w:b/>
+          <w:bCs/>
+        </w:rPr>
+      </w:pPr>
+      <w:r>
+        <w:rPr>
+          <w:b/>
+          <w:bCs/>
+        </w:rPr>
+        <w:t>Business Problem</w:t>
+      </w:r>
+    </w:p>
+    <w:p>
+      <w:r>
+        <w:rPr>
+          <w:i/>
+          <w:iCs/>
+        </w:rPr>
+        <w:t>Based on historical budget execution, current-year spending patterns, planned requirements, and organizational/workload drivers, what will our future budget requirement look like — and where are we likely to have variances or funding risks?</w:t>
+      </w:r>
+    </w:p>
+    <w:p>
+      <w:r>
+        <w:t>Government agencies (and any organization on an annual appropriations cycle) repeat this question every budget season. This project builds an end-</w:t>
+      </w:r>
+      <w:proofErr w:type="gramStart"/>
+      <w:r>
+        <w:t>to-</w:t>
+      </w:r>
+      <w:proofErr w:type="gramEnd"/>
+      <w:r>
+        <w:t>end, reproducible analytical pipeline that turns historical financial data into:</w:t>
       </w:r>
     </w:p>
     <w:p>
       <w:pPr>
         <w:numPr>
           <w:ilvl w:val="0"/>
-          <w:numId w:val="3"/>
+          <w:numId w:val="14"/>
         </w:numPr>
       </w:pPr>
       <w:r>
-        <w:rPr>
-          <w:b/>
-          <w:bCs/>
-        </w:rPr>
-        <w:t>Retail Sales Dataset (</w:t>
-      </w:r>
-      <w:proofErr w:type="gramStart"/>
-      <w:r>
-        <w:rPr>
-          <w:b/>
-          <w:bCs/>
-        </w:rPr>
-        <w:t>Kaggle)</w:t>
-      </w:r>
-      <w:r>
-        <w:t xml:space="preserve"> —</w:t>
-      </w:r>
-      <w:proofErr w:type="gramEnd"/>
-      <w:r>
-        <w:t xml:space="preserve"> daily sales by region and category, used to compute regional demand time series.</w:t>
+        <w:t>A defensible next-fiscal-year budget forecast, by department and category</w:t>
       </w:r>
     </w:p>
     <w:p>
       <w:pPr>
         <w:numPr>
           <w:ilvl w:val="0"/>
-          <w:numId w:val="3"/>
+          <w:numId w:val="14"/>
         </w:numPr>
       </w:pPr>
       <w:r>
-        <w:rPr>
-          <w:b/>
-          <w:bCs/>
-        </w:rPr>
-        <w:t>Global Daily Climate Data (</w:t>
-      </w:r>
-      <w:proofErr w:type="gramStart"/>
-      <w:r>
-        <w:rPr>
-          <w:b/>
-          <w:bCs/>
-        </w:rPr>
-        <w:t>Kaggle)</w:t>
-      </w:r>
-      <w:r>
-        <w:t xml:space="preserve"> —</w:t>
-      </w:r>
-      <w:proofErr w:type="gramEnd"/>
-      <w:r>
-        <w:t xml:space="preserve"> regional weather data, used to align demand spikes with weather events per region.</w:t>
+        <w:t>A ranked list of funding-risk lines (overrun risk, chronic underspend / lapse risk, unexplained rapid growth)</w:t>
       </w:r>
     </w:p>
     <w:p>
       <w:pPr>
         <w:numPr>
           <w:ilvl w:val="0"/>
-          <w:numId w:val="3"/>
+          <w:numId w:val="14"/>
         </w:numPr>
       </w:pPr>
       <w:r>
-        <w:rPr>
-          <w:b/>
-          <w:bCs/>
-        </w:rPr>
-        <w:t>Worldwide Public Holidays dataset</w:t>
-      </w:r>
-      <w:r>
-        <w:t xml:space="preserve"> — used to align regional demand with shared or region-specific holidays.</w:t>
-      </w:r>
-    </w:p>
-    <w:p>
-      <w:r>
-        <w:t>Regions would become nodes in a network, with edge weights derived from the correlation or co-movement of their sales responses to the same weather/holiday events. Community detection algorithms (e.g., Louvain, Girvan-Newman) would then be applied to identify clusters of regions with similar demand behavior, which could be visualized and interpreted for business implications like shared warehousing or synchronized promotions.</w:t>
-      </w:r>
+        <w:t xml:space="preserve">An explainable model budget </w:t>
+      </w:r>
+      <w:proofErr w:type="gramStart"/>
+      <w:r>
+        <w:t>analysts</w:t>
+      </w:r>
+      <w:proofErr w:type="gramEnd"/>
+      <w:r>
+        <w:t xml:space="preserve"> can </w:t>
+      </w:r>
+      <w:proofErr w:type="gramStart"/>
+      <w:r>
+        <w:t>actually justify</w:t>
+      </w:r>
+      <w:proofErr w:type="gramEnd"/>
+      <w:r>
+        <w:t xml:space="preserve"> to leadership and auditors</w:t>
+      </w:r>
+    </w:p>
+    <w:p>
+      <w:pPr>
+        <w:numPr>
+          <w:ilvl w:val="0"/>
+          <w:numId w:val="14"/>
+        </w:numPr>
+      </w:pPr>
+      <w:r>
+        <w:t>An interactive dashboard for self-service drill-down</w:t>
+      </w:r>
+    </w:p>
+    <w:p>
+      <w:pPr>
+        <w:rPr>
+          <w:b/>
+          <w:bCs/>
+        </w:rPr>
+      </w:pPr>
     </w:p>
     <w:p/>
     <w:p/>
     <w:p/>
     <w:p>
       <w:r>
-        <w:t xml:space="preserve">As a Final Capstone Project, I would like to implement a use case that is built around </w:t>
+        <w:lastRenderedPageBreak/>
+        <w:t xml:space="preserve">As a Final Capstone Project, I would like to implement a </w:t>
+      </w:r>
+      <w:r>
+        <w:t xml:space="preserve">Two </w:t>
+      </w:r>
+      <w:r>
+        <w:t>use case</w:t>
+      </w:r>
+      <w:r>
+        <w:t>s</w:t>
+      </w:r>
+      <w:r>
+        <w:t xml:space="preserve"> that </w:t>
+      </w:r>
+      <w:r>
+        <w:t xml:space="preserve">are </w:t>
+      </w:r>
+      <w:r>
+        <w:t xml:space="preserve">built around </w:t>
       </w:r>
       <w:r>
         <w:rPr>
@@ -378,6 +417,11 @@
     </w:p>
     <w:p>
       <w:pPr>
+        <w:pStyle w:val="ListParagraph"/>
+        <w:numPr>
+          <w:ilvl w:val="0"/>
+          <w:numId w:val="13"/>
+        </w:numPr>
         <w:rPr>
           <w:b/>
           <w:bCs/>
@@ -397,7 +441,30 @@
           <w:b/>
           <w:bCs/>
         </w:rPr>
-        <w:t>The problem.</w:t>
+        <w:t xml:space="preserve">The </w:t>
+      </w:r>
+      <w:proofErr w:type="gramStart"/>
+      <w:r>
+        <w:rPr>
+          <w:b/>
+          <w:bCs/>
+        </w:rPr>
+        <w:t>proble</w:t>
+      </w:r>
+      <w:r>
+        <w:rPr>
+          <w:b/>
+          <w:bCs/>
+        </w:rPr>
+        <w:t>m :</w:t>
+      </w:r>
+      <w:proofErr w:type="gramEnd"/>
+      <w:r>
+        <w:rPr>
+          <w:b/>
+          <w:bCs/>
+        </w:rPr>
+        <w:t xml:space="preserve"> </w:t>
       </w:r>
       <w:r>
         <w:t xml:space="preserve"> Retailers routinely over- or under-stock inventory because standard sales forecasts ignore two of the biggest external drivers of consumer behavior: weather and holidays. A grocery chain that doesn't anticipate a heatwave-driven spike in beverage sales, or a holiday-driven spike in gift categories, ends up with stockouts (lost revenue) or overstock (waste, markdowns, storage cost). The capstone asks: </w:t>
@@ -570,7 +637,6 @@
           <w:b/>
           <w:bCs/>
         </w:rPr>
-        <w:lastRenderedPageBreak/>
         <w:t>How they combine</w:t>
       </w:r>
     </w:p>
@@ -582,6 +648,7 @@
         </w:numPr>
       </w:pPr>
       <w:r>
+        <w:lastRenderedPageBreak/>
         <w:t xml:space="preserve">Join retail sales (dataset 1) to weather (dataset 2) on </w:t>
       </w:r>
       <w:r>
@@ -681,6 +748,168 @@
       </w:r>
     </w:p>
     <w:p/>
+    <w:p>
+      <w:pPr>
+        <w:rPr>
+          <w:b/>
+          <w:bCs/>
+        </w:rPr>
+      </w:pPr>
+      <w:r>
+        <w:rPr>
+          <w:b/>
+          <w:bCs/>
+        </w:rPr>
+        <w:t>2</w:t>
+      </w:r>
+      <w:r>
+        <w:rPr>
+          <w:b/>
+          <w:bCs/>
+        </w:rPr>
+        <w:t xml:space="preserve">. </w:t>
+      </w:r>
+      <w:r>
+        <w:rPr>
+          <w:b/>
+          <w:bCs/>
+        </w:rPr>
+        <w:t xml:space="preserve">Capstone Project: </w:t>
+      </w:r>
+      <w:r>
+        <w:rPr>
+          <w:b/>
+          <w:bCs/>
+        </w:rPr>
+        <w:t>Government Budget Intelligence &amp; Forecasting System</w:t>
+      </w:r>
+    </w:p>
+    <w:p>
+      <w:r>
+        <w:rPr>
+          <w:b/>
+          <w:bCs/>
+        </w:rPr>
+        <w:t>The</w:t>
+      </w:r>
+      <w:r>
+        <w:rPr>
+          <w:b/>
+          <w:bCs/>
+        </w:rPr>
+        <w:t xml:space="preserve"> </w:t>
+      </w:r>
+      <w:r>
+        <w:rPr>
+          <w:b/>
+          <w:bCs/>
+        </w:rPr>
+        <w:t>Problem</w:t>
+      </w:r>
+      <w:r>
+        <w:rPr>
+          <w:b/>
+          <w:bCs/>
+        </w:rPr>
+        <w:t xml:space="preserve">: </w:t>
+      </w:r>
+      <w:r>
+        <w:rPr>
+          <w:i/>
+          <w:iCs/>
+        </w:rPr>
+        <w:t>Based on historical budget execution, current-year spending patterns, planned requirements, and organizational/workload drivers, what will our future budget requirement look like — and where are we likely to have variances or funding risks?</w:t>
+      </w:r>
+    </w:p>
+    <w:p>
+      <w:r>
+        <w:t>Government agencies (and any organization on an annual appropriations cycle) repeat this question every budget season. This project builds an end-</w:t>
+      </w:r>
+      <w:proofErr w:type="gramStart"/>
+      <w:r>
+        <w:t>to-</w:t>
+      </w:r>
+      <w:proofErr w:type="gramEnd"/>
+      <w:r>
+        <w:t>end, reproducible analytical pipeline that turns historical financial data into:</w:t>
+      </w:r>
+    </w:p>
+    <w:p>
+      <w:pPr>
+        <w:numPr>
+          <w:ilvl w:val="0"/>
+          <w:numId w:val="15"/>
+        </w:numPr>
+      </w:pPr>
+      <w:r>
+        <w:t>A defensible next-fiscal-year budget forecast, by department and category</w:t>
+      </w:r>
+    </w:p>
+    <w:p>
+      <w:pPr>
+        <w:numPr>
+          <w:ilvl w:val="0"/>
+          <w:numId w:val="15"/>
+        </w:numPr>
+      </w:pPr>
+      <w:r>
+        <w:t>A ranked list of funding-risk lines (overrun risk, chronic underspend / lapse risk, unexplained rapid growth)</w:t>
+      </w:r>
+    </w:p>
+    <w:p>
+      <w:pPr>
+        <w:numPr>
+          <w:ilvl w:val="0"/>
+          <w:numId w:val="15"/>
+        </w:numPr>
+      </w:pPr>
+      <w:r>
+        <w:t xml:space="preserve">An explainable model budget </w:t>
+      </w:r>
+      <w:proofErr w:type="gramStart"/>
+      <w:r>
+        <w:t>analysts</w:t>
+      </w:r>
+      <w:proofErr w:type="gramEnd"/>
+      <w:r>
+        <w:t xml:space="preserve"> can </w:t>
+      </w:r>
+      <w:proofErr w:type="gramStart"/>
+      <w:r>
+        <w:t>actually justify</w:t>
+      </w:r>
+      <w:proofErr w:type="gramEnd"/>
+      <w:r>
+        <w:t xml:space="preserve"> to leadership and auditors</w:t>
+      </w:r>
+    </w:p>
+    <w:p>
+      <w:pPr>
+        <w:numPr>
+          <w:ilvl w:val="0"/>
+          <w:numId w:val="15"/>
+        </w:numPr>
+      </w:pPr>
+      <w:r>
+        <w:t>An interactive dashboard for self-service drill-down</w:t>
+      </w:r>
+    </w:p>
+    <w:p>
+      <w:r>
+        <w:t xml:space="preserve">Data </w:t>
+      </w:r>
+      <w:proofErr w:type="gramStart"/>
+      <w:r>
+        <w:t>Set :</w:t>
+      </w:r>
+      <w:proofErr w:type="gramEnd"/>
+      <w:r>
+        <w:t xml:space="preserve"> </w:t>
+      </w:r>
+      <w:r>
+        <w:t>5 synthetic-but-realistic source tables (budget master, monthly execution, workload drivers, macro indicators, capital projects), spanning 8 departments × 8 fiscal years, built with a proper appropriation → allocation → obligation → expenditure structure</w:t>
+      </w:r>
+    </w:p>
     <w:sectPr>
       <w:pgSz w:w="12240" w:h="15840"/>
       <w:pgMar w:top="1440" w:right="1440" w:bottom="1440" w:left="1440" w:header="720" w:footer="720" w:gutter="0"/>
@@ -843,6 +1072,155 @@
     </w:lvl>
   </w:abstractNum>
   <w:abstractNum w:abstractNumId="1" w15:restartNumberingAfterBreak="0">
+    <w:nsid w:val="037971E0"/>
+    <w:multiLevelType w:val="multilevel"/>
+    <w:tmpl w:val="FD182E2C"/>
+    <w:lvl w:ilvl="0">
+      <w:start w:val="1"/>
+      <w:numFmt w:val="bullet"/>
+      <w:lvlText w:val=""/>
+      <w:lvlJc w:val="left"/>
+      <w:pPr>
+        <w:tabs>
+          <w:tab w:val="num" w:pos="720"/>
+        </w:tabs>
+        <w:ind w:left="720" w:hanging="360"/>
+      </w:pPr>
+      <w:rPr>
+        <w:rFonts w:ascii="Symbol" w:hAnsi="Symbol" w:hint="default"/>
+        <w:sz w:val="20"/>
+      </w:rPr>
+    </w:lvl>
+    <w:lvl w:ilvl="1" w:tentative="1">
+      <w:start w:val="1"/>
+      <w:numFmt w:val="bullet"/>
+      <w:lvlText w:val="o"/>
+      <w:lvlJc w:val="left"/>
+      <w:pPr>
+        <w:tabs>
+          <w:tab w:val="num" w:pos="1440"/>
+        </w:tabs>
+        <w:ind w:left="1440" w:hanging="360"/>
+      </w:pPr>
+      <w:rPr>
+        <w:rFonts w:ascii="Courier New" w:hAnsi="Courier New" w:hint="default"/>
+        <w:sz w:val="20"/>
+      </w:rPr>
+    </w:lvl>
+    <w:lvl w:ilvl="2" w:tentative="1">
+      <w:start w:val="1"/>
+      <w:numFmt w:val="bullet"/>
+      <w:lvlText w:val=""/>
+      <w:lvlJc w:val="left"/>
+      <w:pPr>
+        <w:tabs>
+          <w:tab w:val="num" w:pos="2160"/>
+        </w:tabs>
+        <w:ind w:left="2160" w:hanging="360"/>
+      </w:pPr>
+      <w:rPr>
+        <w:rFonts w:ascii="Wingdings" w:hAnsi="Wingdings" w:hint="default"/>
+        <w:sz w:val="20"/>
+      </w:rPr>
+    </w:lvl>
+    <w:lvl w:ilvl="3" w:tentative="1">
+      <w:start w:val="1"/>
+      <w:numFmt w:val="bullet"/>
+      <w:lvlText w:val=""/>
+      <w:lvlJc w:val="left"/>
+      <w:pPr>
+        <w:tabs>
+          <w:tab w:val="num" w:pos="2880"/>
+        </w:tabs>
+        <w:ind w:left="2880" w:hanging="360"/>
+      </w:pPr>
+      <w:rPr>
+        <w:rFonts w:ascii="Wingdings" w:hAnsi="Wingdings" w:hint="default"/>
+        <w:sz w:val="20"/>
+      </w:rPr>
+    </w:lvl>
+    <w:lvl w:ilvl="4" w:tentative="1">
+      <w:start w:val="1"/>
+      <w:numFmt w:val="bullet"/>
+      <w:lvlText w:val=""/>
+      <w:lvlJc w:val="left"/>
+      <w:pPr>
+        <w:tabs>
+          <w:tab w:val="num" w:pos="3600"/>
+        </w:tabs>
+        <w:ind w:left="3600" w:hanging="360"/>
+      </w:pPr>
+      <w:rPr>
+        <w:rFonts w:ascii="Wingdings" w:hAnsi="Wingdings" w:hint="default"/>
+        <w:sz w:val="20"/>
+      </w:rPr>
+    </w:lvl>
+    <w:lvl w:ilvl="5" w:tentative="1">
+      <w:start w:val="1"/>
+      <w:numFmt w:val="bullet"/>
+      <w:lvlText w:val=""/>
+      <w:lvlJc w:val="left"/>
+      <w:pPr>
+        <w:tabs>
+          <w:tab w:val="num" w:pos="4320"/>
+        </w:tabs>
+        <w:ind w:left="4320" w:hanging="360"/>
+      </w:pPr>
+      <w:rPr>
+        <w:rFonts w:ascii="Wingdings" w:hAnsi="Wingdings" w:hint="default"/>
+        <w:sz w:val="20"/>
+      </w:rPr>
+    </w:lvl>
+    <w:lvl w:ilvl="6" w:tentative="1">
+      <w:start w:val="1"/>
+      <w:numFmt w:val="bullet"/>
+      <w:lvlText w:val=""/>
+      <w:lvlJc w:val="left"/>
+      <w:pPr>
+        <w:tabs>
+          <w:tab w:val="num" w:pos="5040"/>
+        </w:tabs>
+        <w:ind w:left="5040" w:hanging="360"/>
+      </w:pPr>
+      <w:rPr>
+        <w:rFonts w:ascii="Wingdings" w:hAnsi="Wingdings" w:hint="default"/>
+        <w:sz w:val="20"/>
+      </w:rPr>
+    </w:lvl>
+    <w:lvl w:ilvl="7" w:tentative="1">
+      <w:start w:val="1"/>
+      <w:numFmt w:val="bullet"/>
+      <w:lvlText w:val=""/>
+      <w:lvlJc w:val="left"/>
+      <w:pPr>
+        <w:tabs>
+          <w:tab w:val="num" w:pos="5760"/>
+        </w:tabs>
+        <w:ind w:left="5760" w:hanging="360"/>
+      </w:pPr>
+      <w:rPr>
+        <w:rFonts w:ascii="Wingdings" w:hAnsi="Wingdings" w:hint="default"/>
+        <w:sz w:val="20"/>
+      </w:rPr>
+    </w:lvl>
+    <w:lvl w:ilvl="8" w:tentative="1">
+      <w:start w:val="1"/>
+      <w:numFmt w:val="bullet"/>
+      <w:lvlText w:val=""/>
+      <w:lvlJc w:val="left"/>
+      <w:pPr>
+        <w:tabs>
+          <w:tab w:val="num" w:pos="6480"/>
+        </w:tabs>
+        <w:ind w:left="6480" w:hanging="360"/>
+      </w:pPr>
+      <w:rPr>
+        <w:rFonts w:ascii="Wingdings" w:hAnsi="Wingdings" w:hint="default"/>
+        <w:sz w:val="20"/>
+      </w:rPr>
+    </w:lvl>
+  </w:abstractNum>
+  <w:abstractNum w:abstractNumId="2" w15:restartNumberingAfterBreak="0">
     <w:nsid w:val="12113AE5"/>
     <w:multiLevelType w:val="multilevel"/>
     <w:tmpl w:val="525AA0AE"/>
@@ -991,7 +1369,805 @@
       </w:rPr>
     </w:lvl>
   </w:abstractNum>
-  <w:abstractNum w:abstractNumId="2" w15:restartNumberingAfterBreak="0">
+  <w:abstractNum w:abstractNumId="3" w15:restartNumberingAfterBreak="0">
+    <w:nsid w:val="13FC68A7"/>
+    <w:multiLevelType w:val="multilevel"/>
+    <w:tmpl w:val="D84465B2"/>
+    <w:lvl w:ilvl="0">
+      <w:start w:val="1"/>
+      <w:numFmt w:val="decimal"/>
+      <w:lvlText w:val="%1."/>
+      <w:lvlJc w:val="left"/>
+      <w:pPr>
+        <w:tabs>
+          <w:tab w:val="num" w:pos="720"/>
+        </w:tabs>
+        <w:ind w:left="720" w:hanging="360"/>
+      </w:pPr>
+    </w:lvl>
+    <w:lvl w:ilvl="1" w:tentative="1">
+      <w:start w:val="1"/>
+      <w:numFmt w:val="decimal"/>
+      <w:lvlText w:val="%2."/>
+      <w:lvlJc w:val="left"/>
+      <w:pPr>
+        <w:tabs>
+          <w:tab w:val="num" w:pos="1440"/>
+        </w:tabs>
+        <w:ind w:left="1440" w:hanging="360"/>
+      </w:pPr>
+    </w:lvl>
+    <w:lvl w:ilvl="2" w:tentative="1">
+      <w:start w:val="1"/>
+      <w:numFmt w:val="decimal"/>
+      <w:lvlText w:val="%3."/>
+      <w:lvlJc w:val="left"/>
+      <w:pPr>
+        <w:tabs>
+          <w:tab w:val="num" w:pos="2160"/>
+        </w:tabs>
+        <w:ind w:left="2160" w:hanging="360"/>
+      </w:pPr>
+    </w:lvl>
+    <w:lvl w:ilvl="3" w:tentative="1">
+      <w:start w:val="1"/>
+      <w:numFmt w:val="decimal"/>
+      <w:lvlText w:val="%4."/>
+      <w:lvlJc w:val="left"/>
+      <w:pPr>
+        <w:tabs>
+          <w:tab w:val="num" w:pos="2880"/>
+        </w:tabs>
+        <w:ind w:left="2880" w:hanging="360"/>
+      </w:pPr>
+    </w:lvl>
+    <w:lvl w:ilvl="4" w:tentative="1">
+      <w:start w:val="1"/>
+      <w:numFmt w:val="decimal"/>
+      <w:lvlText w:val="%5."/>
+      <w:lvlJc w:val="left"/>
+      <w:pPr>
+        <w:tabs>
+          <w:tab w:val="num" w:pos="3600"/>
+        </w:tabs>
+        <w:ind w:left="3600" w:hanging="360"/>
+      </w:pPr>
+    </w:lvl>
+    <w:lvl w:ilvl="5" w:tentative="1">
+      <w:start w:val="1"/>
+      <w:numFmt w:val="decimal"/>
+      <w:lvlText w:val="%6."/>
+      <w:lvlJc w:val="left"/>
+      <w:pPr>
+        <w:tabs>
+          <w:tab w:val="num" w:pos="4320"/>
+        </w:tabs>
+        <w:ind w:left="4320" w:hanging="360"/>
+      </w:pPr>
+    </w:lvl>
+    <w:lvl w:ilvl="6" w:tentative="1">
+      <w:start w:val="1"/>
+      <w:numFmt w:val="decimal"/>
+      <w:lvlText w:val="%7."/>
+      <w:lvlJc w:val="left"/>
+      <w:pPr>
+        <w:tabs>
+          <w:tab w:val="num" w:pos="5040"/>
+        </w:tabs>
+        <w:ind w:left="5040" w:hanging="360"/>
+      </w:pPr>
+    </w:lvl>
+    <w:lvl w:ilvl="7" w:tentative="1">
+      <w:start w:val="1"/>
+      <w:numFmt w:val="decimal"/>
+      <w:lvlText w:val="%8."/>
+      <w:lvlJc w:val="left"/>
+      <w:pPr>
+        <w:tabs>
+          <w:tab w:val="num" w:pos="5760"/>
+        </w:tabs>
+        <w:ind w:left="5760" w:hanging="360"/>
+      </w:pPr>
+    </w:lvl>
+    <w:lvl w:ilvl="8" w:tentative="1">
+      <w:start w:val="1"/>
+      <w:numFmt w:val="decimal"/>
+      <w:lvlText w:val="%9."/>
+      <w:lvlJc w:val="left"/>
+      <w:pPr>
+        <w:tabs>
+          <w:tab w:val="num" w:pos="6480"/>
+        </w:tabs>
+        <w:ind w:left="6480" w:hanging="360"/>
+      </w:pPr>
+    </w:lvl>
+  </w:abstractNum>
+  <w:abstractNum w:abstractNumId="4" w15:restartNumberingAfterBreak="0">
+    <w:nsid w:val="1C0407D6"/>
+    <w:multiLevelType w:val="multilevel"/>
+    <w:tmpl w:val="7B62FC8E"/>
+    <w:lvl w:ilvl="0">
+      <w:start w:val="1"/>
+      <w:numFmt w:val="bullet"/>
+      <w:lvlText w:val=""/>
+      <w:lvlJc w:val="left"/>
+      <w:pPr>
+        <w:tabs>
+          <w:tab w:val="num" w:pos="720"/>
+        </w:tabs>
+        <w:ind w:left="720" w:hanging="360"/>
+      </w:pPr>
+      <w:rPr>
+        <w:rFonts w:ascii="Symbol" w:hAnsi="Symbol" w:hint="default"/>
+        <w:sz w:val="20"/>
+      </w:rPr>
+    </w:lvl>
+    <w:lvl w:ilvl="1" w:tentative="1">
+      <w:start w:val="1"/>
+      <w:numFmt w:val="bullet"/>
+      <w:lvlText w:val="o"/>
+      <w:lvlJc w:val="left"/>
+      <w:pPr>
+        <w:tabs>
+          <w:tab w:val="num" w:pos="1440"/>
+        </w:tabs>
+        <w:ind w:left="1440" w:hanging="360"/>
+      </w:pPr>
+      <w:rPr>
+        <w:rFonts w:ascii="Courier New" w:hAnsi="Courier New" w:hint="default"/>
+        <w:sz w:val="20"/>
+      </w:rPr>
+    </w:lvl>
+    <w:lvl w:ilvl="2" w:tentative="1">
+      <w:start w:val="1"/>
+      <w:numFmt w:val="bullet"/>
+      <w:lvlText w:val=""/>
+      <w:lvlJc w:val="left"/>
+      <w:pPr>
+        <w:tabs>
+          <w:tab w:val="num" w:pos="2160"/>
+        </w:tabs>
+        <w:ind w:left="2160" w:hanging="360"/>
+      </w:pPr>
+      <w:rPr>
+        <w:rFonts w:ascii="Wingdings" w:hAnsi="Wingdings" w:hint="default"/>
+        <w:sz w:val="20"/>
+      </w:rPr>
+    </w:lvl>
+    <w:lvl w:ilvl="3" w:tentative="1">
+      <w:start w:val="1"/>
+      <w:numFmt w:val="bullet"/>
+      <w:lvlText w:val=""/>
+      <w:lvlJc w:val="left"/>
+      <w:pPr>
+        <w:tabs>
+          <w:tab w:val="num" w:pos="2880"/>
+        </w:tabs>
+        <w:ind w:left="2880" w:hanging="360"/>
+      </w:pPr>
+      <w:rPr>
+        <w:rFonts w:ascii="Wingdings" w:hAnsi="Wingdings" w:hint="default"/>
+        <w:sz w:val="20"/>
+      </w:rPr>
+    </w:lvl>
+    <w:lvl w:ilvl="4" w:tentative="1">
+      <w:start w:val="1"/>
+      <w:numFmt w:val="bullet"/>
+      <w:lvlText w:val=""/>
+      <w:lvlJc w:val="left"/>
+      <w:pPr>
+        <w:tabs>
+          <w:tab w:val="num" w:pos="3600"/>
+        </w:tabs>
+        <w:ind w:left="3600" w:hanging="360"/>
+      </w:pPr>
+      <w:rPr>
+        <w:rFonts w:ascii="Wingdings" w:hAnsi="Wingdings" w:hint="default"/>
+        <w:sz w:val="20"/>
+      </w:rPr>
+    </w:lvl>
+    <w:lvl w:ilvl="5" w:tentative="1">
+      <w:start w:val="1"/>
+      <w:numFmt w:val="bullet"/>
+      <w:lvlText w:val=""/>
+      <w:lvlJc w:val="left"/>
+      <w:pPr>
+        <w:tabs>
+          <w:tab w:val="num" w:pos="4320"/>
+        </w:tabs>
+        <w:ind w:left="4320" w:hanging="360"/>
+      </w:pPr>
+      <w:rPr>
+        <w:rFonts w:ascii="Wingdings" w:hAnsi="Wingdings" w:hint="default"/>
+        <w:sz w:val="20"/>
+      </w:rPr>
+    </w:lvl>
+    <w:lvl w:ilvl="6" w:tentative="1">
+      <w:start w:val="1"/>
+      <w:numFmt w:val="bullet"/>
+      <w:lvlText w:val=""/>
+      <w:lvlJc w:val="left"/>
+      <w:pPr>
+        <w:tabs>
+          <w:tab w:val="num" w:pos="5040"/>
+        </w:tabs>
+        <w:ind w:left="5040" w:hanging="360"/>
+      </w:pPr>
+      <w:rPr>
+        <w:rFonts w:ascii="Wingdings" w:hAnsi="Wingdings" w:hint="default"/>
+        <w:sz w:val="20"/>
+      </w:rPr>
+    </w:lvl>
+    <w:lvl w:ilvl="7" w:tentative="1">
+      <w:start w:val="1"/>
+      <w:numFmt w:val="bullet"/>
+      <w:lvlText w:val=""/>
+      <w:lvlJc w:val="left"/>
+      <w:pPr>
+        <w:tabs>
+          <w:tab w:val="num" w:pos="5760"/>
+        </w:tabs>
+        <w:ind w:left="5760" w:hanging="360"/>
+      </w:pPr>
+      <w:rPr>
+        <w:rFonts w:ascii="Wingdings" w:hAnsi="Wingdings" w:hint="default"/>
+        <w:sz w:val="20"/>
+      </w:rPr>
+    </w:lvl>
+    <w:lvl w:ilvl="8" w:tentative="1">
+      <w:start w:val="1"/>
+      <w:numFmt w:val="bullet"/>
+      <w:lvlText w:val=""/>
+      <w:lvlJc w:val="left"/>
+      <w:pPr>
+        <w:tabs>
+          <w:tab w:val="num" w:pos="6480"/>
+        </w:tabs>
+        <w:ind w:left="6480" w:hanging="360"/>
+      </w:pPr>
+      <w:rPr>
+        <w:rFonts w:ascii="Wingdings" w:hAnsi="Wingdings" w:hint="default"/>
+        <w:sz w:val="20"/>
+      </w:rPr>
+    </w:lvl>
+  </w:abstractNum>
+  <w:abstractNum w:abstractNumId="5" w15:restartNumberingAfterBreak="0">
+    <w:nsid w:val="265376B4"/>
+    <w:multiLevelType w:val="hybridMultilevel"/>
+    <w:tmpl w:val="036A4F8E"/>
+    <w:lvl w:ilvl="0" w:tplc="0409000F">
+      <w:start w:val="1"/>
+      <w:numFmt w:val="decimal"/>
+      <w:lvlText w:val="%1."/>
+      <w:lvlJc w:val="left"/>
+      <w:pPr>
+        <w:ind w:left="720" w:hanging="360"/>
+      </w:pPr>
+      <w:rPr>
+        <w:rFonts w:hint="default"/>
+      </w:rPr>
+    </w:lvl>
+    <w:lvl w:ilvl="1" w:tplc="04090019" w:tentative="1">
+      <w:start w:val="1"/>
+      <w:numFmt w:val="lowerLetter"/>
+      <w:lvlText w:val="%2."/>
+      <w:lvlJc w:val="left"/>
+      <w:pPr>
+        <w:ind w:left="1440" w:hanging="360"/>
+      </w:pPr>
+    </w:lvl>
+    <w:lvl w:ilvl="2" w:tplc="0409001B" w:tentative="1">
+      <w:start w:val="1"/>
+      <w:numFmt w:val="lowerRoman"/>
+      <w:lvlText w:val="%3."/>
+      <w:lvlJc w:val="right"/>
+      <w:pPr>
+        <w:ind w:left="2160" w:hanging="180"/>
+      </w:pPr>
+    </w:lvl>
+    <w:lvl w:ilvl="3" w:tplc="0409000F" w:tentative="1">
+      <w:start w:val="1"/>
+      <w:numFmt w:val="decimal"/>
+      <w:lvlText w:val="%4."/>
+      <w:lvlJc w:val="left"/>
+      <w:pPr>
+        <w:ind w:left="2880" w:hanging="360"/>
+      </w:pPr>
+    </w:lvl>
+    <w:lvl w:ilvl="4" w:tplc="04090019" w:tentative="1">
+      <w:start w:val="1"/>
+      <w:numFmt w:val="lowerLetter"/>
+      <w:lvlText w:val="%5."/>
+      <w:lvlJc w:val="left"/>
+      <w:pPr>
+        <w:ind w:left="3600" w:hanging="360"/>
+      </w:pPr>
+    </w:lvl>
+    <w:lvl w:ilvl="5" w:tplc="0409001B" w:tentative="1">
+      <w:start w:val="1"/>
+      <w:numFmt w:val="lowerRoman"/>
+      <w:lvlText w:val="%6."/>
+      <w:lvlJc w:val="right"/>
+      <w:pPr>
+        <w:ind w:left="4320" w:hanging="180"/>
+      </w:pPr>
+    </w:lvl>
+    <w:lvl w:ilvl="6" w:tplc="0409000F" w:tentative="1">
+      <w:start w:val="1"/>
+      <w:numFmt w:val="decimal"/>
+      <w:lvlText w:val="%7."/>
+      <w:lvlJc w:val="left"/>
+      <w:pPr>
+        <w:ind w:left="5040" w:hanging="360"/>
+      </w:pPr>
+    </w:lvl>
+    <w:lvl w:ilvl="7" w:tplc="04090019" w:tentative="1">
+      <w:start w:val="1"/>
+      <w:numFmt w:val="lowerLetter"/>
+      <w:lvlText w:val="%8."/>
+      <w:lvlJc w:val="left"/>
+      <w:pPr>
+        <w:ind w:left="5760" w:hanging="360"/>
+      </w:pPr>
+    </w:lvl>
+    <w:lvl w:ilvl="8" w:tplc="0409001B" w:tentative="1">
+      <w:start w:val="1"/>
+      <w:numFmt w:val="lowerRoman"/>
+      <w:lvlText w:val="%9."/>
+      <w:lvlJc w:val="right"/>
+      <w:pPr>
+        <w:ind w:left="6480" w:hanging="180"/>
+      </w:pPr>
+    </w:lvl>
+  </w:abstractNum>
+  <w:abstractNum w:abstractNumId="6" w15:restartNumberingAfterBreak="0">
+    <w:nsid w:val="30240E32"/>
+    <w:multiLevelType w:val="multilevel"/>
+    <w:tmpl w:val="6F0E0BE4"/>
+    <w:lvl w:ilvl="0">
+      <w:start w:val="1"/>
+      <w:numFmt w:val="bullet"/>
+      <w:lvlText w:val=""/>
+      <w:lvlJc w:val="left"/>
+      <w:pPr>
+        <w:tabs>
+          <w:tab w:val="num" w:pos="720"/>
+        </w:tabs>
+        <w:ind w:left="720" w:hanging="360"/>
+      </w:pPr>
+      <w:rPr>
+        <w:rFonts w:ascii="Symbol" w:hAnsi="Symbol" w:hint="default"/>
+        <w:sz w:val="20"/>
+      </w:rPr>
+    </w:lvl>
+    <w:lvl w:ilvl="1" w:tentative="1">
+      <w:start w:val="1"/>
+      <w:numFmt w:val="bullet"/>
+      <w:lvlText w:val="o"/>
+      <w:lvlJc w:val="left"/>
+      <w:pPr>
+        <w:tabs>
+          <w:tab w:val="num" w:pos="1440"/>
+        </w:tabs>
+        <w:ind w:left="1440" w:hanging="360"/>
+      </w:pPr>
+      <w:rPr>
+        <w:rFonts w:ascii="Courier New" w:hAnsi="Courier New" w:hint="default"/>
+        <w:sz w:val="20"/>
+      </w:rPr>
+    </w:lvl>
+    <w:lvl w:ilvl="2" w:tentative="1">
+      <w:start w:val="1"/>
+      <w:numFmt w:val="bullet"/>
+      <w:lvlText w:val=""/>
+      <w:lvlJc w:val="left"/>
+      <w:pPr>
+        <w:tabs>
+          <w:tab w:val="num" w:pos="2160"/>
+        </w:tabs>
+        <w:ind w:left="2160" w:hanging="360"/>
+      </w:pPr>
+      <w:rPr>
+        <w:rFonts w:ascii="Wingdings" w:hAnsi="Wingdings" w:hint="default"/>
+        <w:sz w:val="20"/>
+      </w:rPr>
+    </w:lvl>
+    <w:lvl w:ilvl="3" w:tentative="1">
+      <w:start w:val="1"/>
+      <w:numFmt w:val="bullet"/>
+      <w:lvlText w:val=""/>
+      <w:lvlJc w:val="left"/>
+      <w:pPr>
+        <w:tabs>
+          <w:tab w:val="num" w:pos="2880"/>
+        </w:tabs>
+        <w:ind w:left="2880" w:hanging="360"/>
+      </w:pPr>
+      <w:rPr>
+        <w:rFonts w:ascii="Wingdings" w:hAnsi="Wingdings" w:hint="default"/>
+        <w:sz w:val="20"/>
+      </w:rPr>
+    </w:lvl>
+    <w:lvl w:ilvl="4" w:tentative="1">
+      <w:start w:val="1"/>
+      <w:numFmt w:val="bullet"/>
+      <w:lvlText w:val=""/>
+      <w:lvlJc w:val="left"/>
+      <w:pPr>
+        <w:tabs>
+          <w:tab w:val="num" w:pos="3600"/>
+        </w:tabs>
+        <w:ind w:left="3600" w:hanging="360"/>
+      </w:pPr>
+      <w:rPr>
+        <w:rFonts w:ascii="Wingdings" w:hAnsi="Wingdings" w:hint="default"/>
+        <w:sz w:val="20"/>
+      </w:rPr>
+    </w:lvl>
+    <w:lvl w:ilvl="5" w:tentative="1">
+      <w:start w:val="1"/>
+      <w:numFmt w:val="bullet"/>
+      <w:lvlText w:val=""/>
+      <w:lvlJc w:val="left"/>
+      <w:pPr>
+        <w:tabs>
+          <w:tab w:val="num" w:pos="4320"/>
+        </w:tabs>
+        <w:ind w:left="4320" w:hanging="360"/>
+      </w:pPr>
+      <w:rPr>
+        <w:rFonts w:ascii="Wingdings" w:hAnsi="Wingdings" w:hint="default"/>
+        <w:sz w:val="20"/>
+      </w:rPr>
+    </w:lvl>
+    <w:lvl w:ilvl="6" w:tentative="1">
+      <w:start w:val="1"/>
+      <w:numFmt w:val="bullet"/>
+      <w:lvlText w:val=""/>
+      <w:lvlJc w:val="left"/>
+      <w:pPr>
+        <w:tabs>
+          <w:tab w:val="num" w:pos="5040"/>
+        </w:tabs>
+        <w:ind w:left="5040" w:hanging="360"/>
+      </w:pPr>
+      <w:rPr>
+        <w:rFonts w:ascii="Wingdings" w:hAnsi="Wingdings" w:hint="default"/>
+        <w:sz w:val="20"/>
+      </w:rPr>
+    </w:lvl>
+    <w:lvl w:ilvl="7" w:tentative="1">
+      <w:start w:val="1"/>
+      <w:numFmt w:val="bullet"/>
+      <w:lvlText w:val=""/>
+      <w:lvlJc w:val="left"/>
+      <w:pPr>
+        <w:tabs>
+          <w:tab w:val="num" w:pos="5760"/>
+        </w:tabs>
+        <w:ind w:left="5760" w:hanging="360"/>
+      </w:pPr>
+      <w:rPr>
+        <w:rFonts w:ascii="Wingdings" w:hAnsi="Wingdings" w:hint="default"/>
+        <w:sz w:val="20"/>
+      </w:rPr>
+    </w:lvl>
+    <w:lvl w:ilvl="8" w:tentative="1">
+      <w:start w:val="1"/>
+      <w:numFmt w:val="bullet"/>
+      <w:lvlText w:val=""/>
+      <w:lvlJc w:val="left"/>
+      <w:pPr>
+        <w:tabs>
+          <w:tab w:val="num" w:pos="6480"/>
+        </w:tabs>
+        <w:ind w:left="6480" w:hanging="360"/>
+      </w:pPr>
+      <w:rPr>
+        <w:rFonts w:ascii="Wingdings" w:hAnsi="Wingdings" w:hint="default"/>
+        <w:sz w:val="20"/>
+      </w:rPr>
+    </w:lvl>
+  </w:abstractNum>
+  <w:abstractNum w:abstractNumId="7" w15:restartNumberingAfterBreak="0">
+    <w:nsid w:val="30EE6695"/>
+    <w:multiLevelType w:val="multilevel"/>
+    <w:tmpl w:val="7406A3D6"/>
+    <w:lvl w:ilvl="0">
+      <w:start w:val="1"/>
+      <w:numFmt w:val="bullet"/>
+      <w:lvlText w:val=""/>
+      <w:lvlJc w:val="left"/>
+      <w:pPr>
+        <w:tabs>
+          <w:tab w:val="num" w:pos="720"/>
+        </w:tabs>
+        <w:ind w:left="720" w:hanging="360"/>
+      </w:pPr>
+      <w:rPr>
+        <w:rFonts w:ascii="Symbol" w:hAnsi="Symbol" w:hint="default"/>
+        <w:sz w:val="20"/>
+      </w:rPr>
+    </w:lvl>
+    <w:lvl w:ilvl="1" w:tentative="1">
+      <w:start w:val="1"/>
+      <w:numFmt w:val="bullet"/>
+      <w:lvlText w:val="o"/>
+      <w:lvlJc w:val="left"/>
+      <w:pPr>
+        <w:tabs>
+          <w:tab w:val="num" w:pos="1440"/>
+        </w:tabs>
+        <w:ind w:left="1440" w:hanging="360"/>
+      </w:pPr>
+      <w:rPr>
+        <w:rFonts w:ascii="Courier New" w:hAnsi="Courier New" w:hint="default"/>
+        <w:sz w:val="20"/>
+      </w:rPr>
+    </w:lvl>
+    <w:lvl w:ilvl="2" w:tentative="1">
+      <w:start w:val="1"/>
+      <w:numFmt w:val="bullet"/>
+      <w:lvlText w:val=""/>
+      <w:lvlJc w:val="left"/>
+      <w:pPr>
+        <w:tabs>
+          <w:tab w:val="num" w:pos="2160"/>
+        </w:tabs>
+        <w:ind w:left="2160" w:hanging="360"/>
+      </w:pPr>
+      <w:rPr>
+        <w:rFonts w:ascii="Wingdings" w:hAnsi="Wingdings" w:hint="default"/>
+        <w:sz w:val="20"/>
+      </w:rPr>
+    </w:lvl>
+    <w:lvl w:ilvl="3" w:tentative="1">
+      <w:start w:val="1"/>
+      <w:numFmt w:val="bullet"/>
+      <w:lvlText w:val=""/>
+      <w:lvlJc w:val="left"/>
+      <w:pPr>
+        <w:tabs>
+          <w:tab w:val="num" w:pos="2880"/>
+        </w:tabs>
+        <w:ind w:left="2880" w:hanging="360"/>
+      </w:pPr>
+      <w:rPr>
+        <w:rFonts w:ascii="Wingdings" w:hAnsi="Wingdings" w:hint="default"/>
+        <w:sz w:val="20"/>
+      </w:rPr>
+    </w:lvl>
+    <w:lvl w:ilvl="4" w:tentative="1">
+      <w:start w:val="1"/>
+      <w:numFmt w:val="bullet"/>
+      <w:lvlText w:val=""/>
+      <w:lvlJc w:val="left"/>
+      <w:pPr>
+        <w:tabs>
+          <w:tab w:val="num" w:pos="3600"/>
+        </w:tabs>
+        <w:ind w:left="3600" w:hanging="360"/>
+      </w:pPr>
+      <w:rPr>
+        <w:rFonts w:ascii="Wingdings" w:hAnsi="Wingdings" w:hint="default"/>
+        <w:sz w:val="20"/>
+      </w:rPr>
+    </w:lvl>
+    <w:lvl w:ilvl="5" w:tentative="1">
+      <w:start w:val="1"/>
+      <w:numFmt w:val="bullet"/>
+      <w:lvlText w:val=""/>
+      <w:lvlJc w:val="left"/>
+      <w:pPr>
+        <w:tabs>
+          <w:tab w:val="num" w:pos="4320"/>
+        </w:tabs>
+        <w:ind w:left="4320" w:hanging="360"/>
+      </w:pPr>
+      <w:rPr>
+        <w:rFonts w:ascii="Wingdings" w:hAnsi="Wingdings" w:hint="default"/>
+        <w:sz w:val="20"/>
+      </w:rPr>
+    </w:lvl>
+    <w:lvl w:ilvl="6" w:tentative="1">
+      <w:start w:val="1"/>
+      <w:numFmt w:val="bullet"/>
+      <w:lvlText w:val=""/>
+      <w:lvlJc w:val="left"/>
+      <w:pPr>
+        <w:tabs>
+          <w:tab w:val="num" w:pos="5040"/>
+        </w:tabs>
+        <w:ind w:left="5040" w:hanging="360"/>
+      </w:pPr>
+      <w:rPr>
+        <w:rFonts w:ascii="Wingdings" w:hAnsi="Wingdings" w:hint="default"/>
+        <w:sz w:val="20"/>
+      </w:rPr>
+    </w:lvl>
+    <w:lvl w:ilvl="7" w:tentative="1">
+      <w:start w:val="1"/>
+      <w:numFmt w:val="bullet"/>
+      <w:lvlText w:val=""/>
+      <w:lvlJc w:val="left"/>
+      <w:pPr>
+        <w:tabs>
+          <w:tab w:val="num" w:pos="5760"/>
+        </w:tabs>
+        <w:ind w:left="5760" w:hanging="360"/>
+      </w:pPr>
+      <w:rPr>
+        <w:rFonts w:ascii="Wingdings" w:hAnsi="Wingdings" w:hint="default"/>
+        <w:sz w:val="20"/>
+      </w:rPr>
+    </w:lvl>
+    <w:lvl w:ilvl="8" w:tentative="1">
+      <w:start w:val="1"/>
+      <w:numFmt w:val="bullet"/>
+      <w:lvlText w:val=""/>
+      <w:lvlJc w:val="left"/>
+      <w:pPr>
+        <w:tabs>
+          <w:tab w:val="num" w:pos="6480"/>
+        </w:tabs>
+        <w:ind w:left="6480" w:hanging="360"/>
+      </w:pPr>
+      <w:rPr>
+        <w:rFonts w:ascii="Wingdings" w:hAnsi="Wingdings" w:hint="default"/>
+        <w:sz w:val="20"/>
+      </w:rPr>
+    </w:lvl>
+  </w:abstractNum>
+  <w:abstractNum w:abstractNumId="8" w15:restartNumberingAfterBreak="0">
+    <w:nsid w:val="4561694D"/>
+    <w:multiLevelType w:val="multilevel"/>
+    <w:tmpl w:val="1B20DFCC"/>
+    <w:lvl w:ilvl="0">
+      <w:start w:val="1"/>
+      <w:numFmt w:val="bullet"/>
+      <w:lvlText w:val=""/>
+      <w:lvlJc w:val="left"/>
+      <w:pPr>
+        <w:tabs>
+          <w:tab w:val="num" w:pos="720"/>
+        </w:tabs>
+        <w:ind w:left="720" w:hanging="360"/>
+      </w:pPr>
+      <w:rPr>
+        <w:rFonts w:ascii="Symbol" w:hAnsi="Symbol" w:hint="default"/>
+        <w:sz w:val="20"/>
+      </w:rPr>
+    </w:lvl>
+    <w:lvl w:ilvl="1" w:tentative="1">
+      <w:start w:val="1"/>
+      <w:numFmt w:val="bullet"/>
+      <w:lvlText w:val="o"/>
+      <w:lvlJc w:val="left"/>
+      <w:pPr>
+        <w:tabs>
+          <w:tab w:val="num" w:pos="1440"/>
+        </w:tabs>
+        <w:ind w:left="1440" w:hanging="360"/>
+      </w:pPr>
+      <w:rPr>
+        <w:rFonts w:ascii="Courier New" w:hAnsi="Courier New" w:hint="default"/>
+        <w:sz w:val="20"/>
+      </w:rPr>
+    </w:lvl>
+    <w:lvl w:ilvl="2" w:tentative="1">
+      <w:start w:val="1"/>
+      <w:numFmt w:val="bullet"/>
+      <w:lvlText w:val=""/>
+      <w:lvlJc w:val="left"/>
+      <w:pPr>
+        <w:tabs>
+          <w:tab w:val="num" w:pos="2160"/>
+        </w:tabs>
+        <w:ind w:left="2160" w:hanging="360"/>
+      </w:pPr>
+      <w:rPr>
+        <w:rFonts w:ascii="Wingdings" w:hAnsi="Wingdings" w:hint="default"/>
+        <w:sz w:val="20"/>
+      </w:rPr>
+    </w:lvl>
+    <w:lvl w:ilvl="3" w:tentative="1">
+      <w:start w:val="1"/>
+      <w:numFmt w:val="bullet"/>
+      <w:lvlText w:val=""/>
+      <w:lvlJc w:val="left"/>
+      <w:pPr>
+        <w:tabs>
+          <w:tab w:val="num" w:pos="2880"/>
+        </w:tabs>
+        <w:ind w:left="2880" w:hanging="360"/>
+      </w:pPr>
+      <w:rPr>
+        <w:rFonts w:ascii="Wingdings" w:hAnsi="Wingdings" w:hint="default"/>
+        <w:sz w:val="20"/>
+      </w:rPr>
+    </w:lvl>
+    <w:lvl w:ilvl="4" w:tentative="1">
+      <w:start w:val="1"/>
+      <w:numFmt w:val="bullet"/>
+      <w:lvlText w:val=""/>
+      <w:lvlJc w:val="left"/>
+      <w:pPr>
+        <w:tabs>
+          <w:tab w:val="num" w:pos="3600"/>
+        </w:tabs>
+        <w:ind w:left="3600" w:hanging="360"/>
+      </w:pPr>
+      <w:rPr>
+        <w:rFonts w:ascii="Wingdings" w:hAnsi="Wingdings" w:hint="default"/>
+        <w:sz w:val="20"/>
+      </w:rPr>
+    </w:lvl>
+    <w:lvl w:ilvl="5" w:tentative="1">
+      <w:start w:val="1"/>
+      <w:numFmt w:val="bullet"/>
+      <w:lvlText w:val=""/>
+      <w:lvlJc w:val="left"/>
+      <w:pPr>
+        <w:tabs>
+          <w:tab w:val="num" w:pos="4320"/>
+        </w:tabs>
+        <w:ind w:left="4320" w:hanging="360"/>
+      </w:pPr>
+      <w:rPr>
+        <w:rFonts w:ascii="Wingdings" w:hAnsi="Wingdings" w:hint="default"/>
+        <w:sz w:val="20"/>
+      </w:rPr>
+    </w:lvl>
+    <w:lvl w:ilvl="6" w:tentative="1">
+      <w:start w:val="1"/>
+      <w:numFmt w:val="bullet"/>
+      <w:lvlText w:val=""/>
+      <w:lvlJc w:val="left"/>
+      <w:pPr>
+        <w:tabs>
+          <w:tab w:val="num" w:pos="5040"/>
+        </w:tabs>
+        <w:ind w:left="5040" w:hanging="360"/>
+      </w:pPr>
+      <w:rPr>
+        <w:rFonts w:ascii="Wingdings" w:hAnsi="Wingdings" w:hint="default"/>
+        <w:sz w:val="20"/>
+      </w:rPr>
+    </w:lvl>
+    <w:lvl w:ilvl="7" w:tentative="1">
+      <w:start w:val="1"/>
+      <w:numFmt w:val="bullet"/>
+      <w:lvlText w:val=""/>
+      <w:lvlJc w:val="left"/>
+      <w:pPr>
+        <w:tabs>
+          <w:tab w:val="num" w:pos="5760"/>
+        </w:tabs>
+        <w:ind w:left="5760" w:hanging="360"/>
+      </w:pPr>
+      <w:rPr>
+        <w:rFonts w:ascii="Wingdings" w:hAnsi="Wingdings" w:hint="default"/>
+        <w:sz w:val="20"/>
+      </w:rPr>
+    </w:lvl>
+    <w:lvl w:ilvl="8" w:tentative="1">
+      <w:start w:val="1"/>
+      <w:numFmt w:val="bullet"/>
+      <w:lvlText w:val=""/>
+      <w:lvlJc w:val="left"/>
+      <w:pPr>
+        <w:tabs>
+          <w:tab w:val="num" w:pos="6480"/>
+        </w:tabs>
+        <w:ind w:left="6480" w:hanging="360"/>
+      </w:pPr>
+      <w:rPr>
+        <w:rFonts w:ascii="Wingdings" w:hAnsi="Wingdings" w:hint="default"/>
+        <w:sz w:val="20"/>
+      </w:rPr>
+    </w:lvl>
+  </w:abstractNum>
+  <w:abstractNum w:abstractNumId="9" w15:restartNumberingAfterBreak="0">
     <w:nsid w:val="505F0027"/>
     <w:multiLevelType w:val="multilevel"/>
     <w:tmpl w:val="0E1A67A2"/>
@@ -1140,7 +2316,269 @@
       </w:rPr>
     </w:lvl>
   </w:abstractNum>
-  <w:abstractNum w:abstractNumId="3" w15:restartNumberingAfterBreak="0">
+  <w:abstractNum w:abstractNumId="10" w15:restartNumberingAfterBreak="0">
+    <w:nsid w:val="580F7C96"/>
+    <w:multiLevelType w:val="multilevel"/>
+    <w:tmpl w:val="D84465B2"/>
+    <w:lvl w:ilvl="0">
+      <w:start w:val="1"/>
+      <w:numFmt w:val="decimal"/>
+      <w:lvlText w:val="%1."/>
+      <w:lvlJc w:val="left"/>
+      <w:pPr>
+        <w:tabs>
+          <w:tab w:val="num" w:pos="720"/>
+        </w:tabs>
+        <w:ind w:left="720" w:hanging="360"/>
+      </w:pPr>
+    </w:lvl>
+    <w:lvl w:ilvl="1" w:tentative="1">
+      <w:start w:val="1"/>
+      <w:numFmt w:val="decimal"/>
+      <w:lvlText w:val="%2."/>
+      <w:lvlJc w:val="left"/>
+      <w:pPr>
+        <w:tabs>
+          <w:tab w:val="num" w:pos="1440"/>
+        </w:tabs>
+        <w:ind w:left="1440" w:hanging="360"/>
+      </w:pPr>
+    </w:lvl>
+    <w:lvl w:ilvl="2" w:tentative="1">
+      <w:start w:val="1"/>
+      <w:numFmt w:val="decimal"/>
+      <w:lvlText w:val="%3."/>
+      <w:lvlJc w:val="left"/>
+      <w:pPr>
+        <w:tabs>
+          <w:tab w:val="num" w:pos="2160"/>
+        </w:tabs>
+        <w:ind w:left="2160" w:hanging="360"/>
+      </w:pPr>
+    </w:lvl>
+    <w:lvl w:ilvl="3" w:tentative="1">
+      <w:start w:val="1"/>
+      <w:numFmt w:val="decimal"/>
+      <w:lvlText w:val="%4."/>
+      <w:lvlJc w:val="left"/>
+      <w:pPr>
+        <w:tabs>
+          <w:tab w:val="num" w:pos="2880"/>
+        </w:tabs>
+        <w:ind w:left="2880" w:hanging="360"/>
+      </w:pPr>
+    </w:lvl>
+    <w:lvl w:ilvl="4" w:tentative="1">
+      <w:start w:val="1"/>
+      <w:numFmt w:val="decimal"/>
+      <w:lvlText w:val="%5."/>
+      <w:lvlJc w:val="left"/>
+      <w:pPr>
+        <w:tabs>
+          <w:tab w:val="num" w:pos="3600"/>
+        </w:tabs>
+        <w:ind w:left="3600" w:hanging="360"/>
+      </w:pPr>
+    </w:lvl>
+    <w:lvl w:ilvl="5" w:tentative="1">
+      <w:start w:val="1"/>
+      <w:numFmt w:val="decimal"/>
+      <w:lvlText w:val="%6."/>
+      <w:lvlJc w:val="left"/>
+      <w:pPr>
+        <w:tabs>
+          <w:tab w:val="num" w:pos="4320"/>
+        </w:tabs>
+        <w:ind w:left="4320" w:hanging="360"/>
+      </w:pPr>
+    </w:lvl>
+    <w:lvl w:ilvl="6" w:tentative="1">
+      <w:start w:val="1"/>
+      <w:numFmt w:val="decimal"/>
+      <w:lvlText w:val="%7."/>
+      <w:lvlJc w:val="left"/>
+      <w:pPr>
+        <w:tabs>
+          <w:tab w:val="num" w:pos="5040"/>
+        </w:tabs>
+        <w:ind w:left="5040" w:hanging="360"/>
+      </w:pPr>
+    </w:lvl>
+    <w:lvl w:ilvl="7" w:tentative="1">
+      <w:start w:val="1"/>
+      <w:numFmt w:val="decimal"/>
+      <w:lvlText w:val="%8."/>
+      <w:lvlJc w:val="left"/>
+      <w:pPr>
+        <w:tabs>
+          <w:tab w:val="num" w:pos="5760"/>
+        </w:tabs>
+        <w:ind w:left="5760" w:hanging="360"/>
+      </w:pPr>
+    </w:lvl>
+    <w:lvl w:ilvl="8" w:tentative="1">
+      <w:start w:val="1"/>
+      <w:numFmt w:val="decimal"/>
+      <w:lvlText w:val="%9."/>
+      <w:lvlJc w:val="left"/>
+      <w:pPr>
+        <w:tabs>
+          <w:tab w:val="num" w:pos="6480"/>
+        </w:tabs>
+        <w:ind w:left="6480" w:hanging="360"/>
+      </w:pPr>
+    </w:lvl>
+  </w:abstractNum>
+  <w:abstractNum w:abstractNumId="11" w15:restartNumberingAfterBreak="0">
+    <w:nsid w:val="5D8B5EC0"/>
+    <w:multiLevelType w:val="multilevel"/>
+    <w:tmpl w:val="77DEF7F6"/>
+    <w:lvl w:ilvl="0">
+      <w:start w:val="1"/>
+      <w:numFmt w:val="bullet"/>
+      <w:lvlText w:val=""/>
+      <w:lvlJc w:val="left"/>
+      <w:pPr>
+        <w:tabs>
+          <w:tab w:val="num" w:pos="720"/>
+        </w:tabs>
+        <w:ind w:left="720" w:hanging="360"/>
+      </w:pPr>
+      <w:rPr>
+        <w:rFonts w:ascii="Symbol" w:hAnsi="Symbol" w:hint="default"/>
+        <w:sz w:val="20"/>
+      </w:rPr>
+    </w:lvl>
+    <w:lvl w:ilvl="1" w:tentative="1">
+      <w:start w:val="1"/>
+      <w:numFmt w:val="bullet"/>
+      <w:lvlText w:val="o"/>
+      <w:lvlJc w:val="left"/>
+      <w:pPr>
+        <w:tabs>
+          <w:tab w:val="num" w:pos="1440"/>
+        </w:tabs>
+        <w:ind w:left="1440" w:hanging="360"/>
+      </w:pPr>
+      <w:rPr>
+        <w:rFonts w:ascii="Courier New" w:hAnsi="Courier New" w:hint="default"/>
+        <w:sz w:val="20"/>
+      </w:rPr>
+    </w:lvl>
+    <w:lvl w:ilvl="2" w:tentative="1">
+      <w:start w:val="1"/>
+      <w:numFmt w:val="bullet"/>
+      <w:lvlText w:val=""/>
+      <w:lvlJc w:val="left"/>
+      <w:pPr>
+        <w:tabs>
+          <w:tab w:val="num" w:pos="2160"/>
+        </w:tabs>
+        <w:ind w:left="2160" w:hanging="360"/>
+      </w:pPr>
+      <w:rPr>
+        <w:rFonts w:ascii="Wingdings" w:hAnsi="Wingdings" w:hint="default"/>
+        <w:sz w:val="20"/>
+      </w:rPr>
+    </w:lvl>
+    <w:lvl w:ilvl="3" w:tentative="1">
+      <w:start w:val="1"/>
+      <w:numFmt w:val="bullet"/>
+      <w:lvlText w:val=""/>
+      <w:lvlJc w:val="left"/>
+      <w:pPr>
+        <w:tabs>
+          <w:tab w:val="num" w:pos="2880"/>
+        </w:tabs>
+        <w:ind w:left="2880" w:hanging="360"/>
+      </w:pPr>
+      <w:rPr>
+        <w:rFonts w:ascii="Wingdings" w:hAnsi="Wingdings" w:hint="default"/>
+        <w:sz w:val="20"/>
+      </w:rPr>
+    </w:lvl>
+    <w:lvl w:ilvl="4" w:tentative="1">
+      <w:start w:val="1"/>
+      <w:numFmt w:val="bullet"/>
+      <w:lvlText w:val=""/>
+      <w:lvlJc w:val="left"/>
+      <w:pPr>
+        <w:tabs>
+          <w:tab w:val="num" w:pos="3600"/>
+        </w:tabs>
+        <w:ind w:left="3600" w:hanging="360"/>
+      </w:pPr>
+      <w:rPr>
+        <w:rFonts w:ascii="Wingdings" w:hAnsi="Wingdings" w:hint="default"/>
+        <w:sz w:val="20"/>
+      </w:rPr>
+    </w:lvl>
+    <w:lvl w:ilvl="5" w:tentative="1">
+      <w:start w:val="1"/>
+      <w:numFmt w:val="bullet"/>
+      <w:lvlText w:val=""/>
+      <w:lvlJc w:val="left"/>
+      <w:pPr>
+        <w:tabs>
+          <w:tab w:val="num" w:pos="4320"/>
+        </w:tabs>
+        <w:ind w:left="4320" w:hanging="360"/>
+      </w:pPr>
+      <w:rPr>
+        <w:rFonts w:ascii="Wingdings" w:hAnsi="Wingdings" w:hint="default"/>
+        <w:sz w:val="20"/>
+      </w:rPr>
+    </w:lvl>
+    <w:lvl w:ilvl="6" w:tentative="1">
+      <w:start w:val="1"/>
+      <w:numFmt w:val="bullet"/>
+      <w:lvlText w:val=""/>
+      <w:lvlJc w:val="left"/>
+      <w:pPr>
+        <w:tabs>
+          <w:tab w:val="num" w:pos="5040"/>
+        </w:tabs>
+        <w:ind w:left="5040" w:hanging="360"/>
+      </w:pPr>
+      <w:rPr>
+        <w:rFonts w:ascii="Wingdings" w:hAnsi="Wingdings" w:hint="default"/>
+        <w:sz w:val="20"/>
+      </w:rPr>
+    </w:lvl>
+    <w:lvl w:ilvl="7" w:tentative="1">
+      <w:start w:val="1"/>
+      <w:numFmt w:val="bullet"/>
+      <w:lvlText w:val=""/>
+      <w:lvlJc w:val="left"/>
+      <w:pPr>
+        <w:tabs>
+          <w:tab w:val="num" w:pos="5760"/>
+        </w:tabs>
+        <w:ind w:left="5760" w:hanging="360"/>
+      </w:pPr>
+      <w:rPr>
+        <w:rFonts w:ascii="Wingdings" w:hAnsi="Wingdings" w:hint="default"/>
+        <w:sz w:val="20"/>
+      </w:rPr>
+    </w:lvl>
+    <w:lvl w:ilvl="8" w:tentative="1">
+      <w:start w:val="1"/>
+      <w:numFmt w:val="bullet"/>
+      <w:lvlText w:val=""/>
+      <w:lvlJc w:val="left"/>
+      <w:pPr>
+        <w:tabs>
+          <w:tab w:val="num" w:pos="6480"/>
+        </w:tabs>
+        <w:ind w:left="6480" w:hanging="360"/>
+      </w:pPr>
+      <w:rPr>
+        <w:rFonts w:ascii="Wingdings" w:hAnsi="Wingdings" w:hint="default"/>
+        <w:sz w:val="20"/>
+      </w:rPr>
+    </w:lvl>
+  </w:abstractNum>
+  <w:abstractNum w:abstractNumId="12" w15:restartNumberingAfterBreak="0">
     <w:nsid w:val="6C3634F5"/>
     <w:multiLevelType w:val="multilevel"/>
     <w:tmpl w:val="95602378"/>
@@ -1289,7 +2727,7 @@
       </w:rPr>
     </w:lvl>
   </w:abstractNum>
-  <w:abstractNum w:abstractNumId="4" w15:restartNumberingAfterBreak="0">
+  <w:abstractNum w:abstractNumId="13" w15:restartNumberingAfterBreak="0">
     <w:nsid w:val="6C8D3DB9"/>
     <w:multiLevelType w:val="multilevel"/>
     <w:tmpl w:val="3970E1F0"/>
@@ -1438,7 +2876,7 @@
       </w:rPr>
     </w:lvl>
   </w:abstractNum>
-  <w:abstractNum w:abstractNumId="5" w15:restartNumberingAfterBreak="0">
+  <w:abstractNum w:abstractNumId="14" w15:restartNumberingAfterBreak="0">
     <w:nsid w:val="76C238DC"/>
     <w:multiLevelType w:val="multilevel"/>
     <w:tmpl w:val="2912E5FE"/>
@@ -1555,19 +2993,46 @@
     <w:abstractNumId w:val="0"/>
   </w:num>
   <w:num w:numId="2" w16cid:durableId="292515903">
+    <w:abstractNumId w:val="9"/>
+  </w:num>
+  <w:num w:numId="3" w16cid:durableId="2133743593">
+    <w:abstractNumId w:val="12"/>
+  </w:num>
+  <w:num w:numId="4" w16cid:durableId="2111315783">
+    <w:abstractNumId w:val="14"/>
+  </w:num>
+  <w:num w:numId="5" w16cid:durableId="1617716396">
     <w:abstractNumId w:val="2"/>
   </w:num>
-  <w:num w:numId="3" w16cid:durableId="2133743593">
-    <w:abstractNumId w:val="3"/>
+  <w:num w:numId="6" w16cid:durableId="724252981">
+    <w:abstractNumId w:val="13"/>
   </w:num>
-  <w:num w:numId="4" w16cid:durableId="2111315783">
+  <w:num w:numId="7" w16cid:durableId="1303147682">
+    <w:abstractNumId w:val="4"/>
+  </w:num>
+  <w:num w:numId="8" w16cid:durableId="314991348">
+    <w:abstractNumId w:val="11"/>
+  </w:num>
+  <w:num w:numId="9" w16cid:durableId="1808738977">
+    <w:abstractNumId w:val="1"/>
+  </w:num>
+  <w:num w:numId="10" w16cid:durableId="1169559700">
+    <w:abstractNumId w:val="6"/>
+  </w:num>
+  <w:num w:numId="11" w16cid:durableId="1674189389">
+    <w:abstractNumId w:val="7"/>
+  </w:num>
+  <w:num w:numId="12" w16cid:durableId="644555249">
+    <w:abstractNumId w:val="8"/>
+  </w:num>
+  <w:num w:numId="13" w16cid:durableId="1080370491">
     <w:abstractNumId w:val="5"/>
   </w:num>
-  <w:num w:numId="5" w16cid:durableId="1617716396">
-    <w:abstractNumId w:val="1"/>
+  <w:num w:numId="14" w16cid:durableId="2010522043">
+    <w:abstractNumId w:val="10"/>
   </w:num>
-  <w:num w:numId="6" w16cid:durableId="724252981">
-    <w:abstractNumId w:val="4"/>
+  <w:num w:numId="15" w16cid:durableId="456409247">
+    <w:abstractNumId w:val="3"/>
   </w:num>
 </w:numbering>
 </file>
@@ -2805,4 +4270,10 @@
     </a:ext>
   </a:extLst>
 </a:theme>
+</file>
+
+<file path=docMetadata/LabelInfo.xml><?xml version="1.0" encoding="utf-8"?>
+<clbl:labelList xmlns:clbl="http://schemas.microsoft.com/office/2020/mipLabelMetadata">
+  <clbl:label id="{e95f1b23-abaf-45ee-821d-b7ab251ab3bf}" enabled="0" method="" siteId="{e95f1b23-abaf-45ee-821d-b7ab251ab3bf}" removed="1"/>
+</clbl:labelList>
 </file>